--- a/src/Tests/Inputs/field_codes_simple/01/input.docx
+++ b/src/Tests/Inputs/field_codes_simple/01/input.docx
@@ -26,4 +26,16 @@
     </w:sectPr>
   </w:body>
 </w:document>
+</file>
+
+<file path=word/styles.xml><?xml version="1.0" encoding="utf-8"?>
+<w:styles xmlns:w="http://schemas.openxmlformats.org/wordprocessingml/2006/main">
+  <w:docDefaults>
+    <w:rPrDefault>
+      <w:rPr>
+        <w:rFonts w:ascii="Aptos" w:hAnsi="Aptos" w:cs="Aptos"/>
+      </w:rPr>
+    </w:rPrDefault>
+  </w:docDefaults>
+</w:styles>
 </file>